--- a/magnetic_sim/ANSYS/main/reference/Force_model_fitting/Modeling_Calibration - Magnetic Force_CHM/Modeling_Calibration - Magnetic Force_CHM.docx
+++ b/magnetic_sim/ANSYS/main/reference/Force_model_fitting/Modeling_Calibration - Magnetic Force_CHM/Modeling_Calibration - Magnetic Force_CHM.docx
@@ -1,6 +1,6 @@
 
 <file path=word/document.xml><?xml version="1.0" encoding="utf-8"?>
-<w:document xmlns:wpc="http://schemas.microsoft.com/office/word/2010/wordprocessingCanvas" xmlns:cx="http://schemas.microsoft.com/office/drawing/2014/chartex" xmlns:cx1="http://schemas.microsoft.com/office/drawing/2015/9/8/chartex" xmlns:cx2="http://schemas.microsoft.com/office/drawing/2015/10/21/chartex" xmlns:cx3="http://schemas.microsoft.com/office/drawing/2016/5/9/chartex" xmlns:cx4="http://schemas.microsoft.com/office/drawing/2016/5/10/chartex" xmlns:cx5="http://schemas.microsoft.com/office/drawing/2016/5/11/chartex" xmlns:cx6="http://schemas.microsoft.com/office/drawing/2016/5/12/chartex" xmlns:cx7="http://schemas.microsoft.com/office/drawing/2016/5/13/chartex" xmlns:cx8="http://schemas.microsoft.com/office/drawing/2016/5/14/chartex" xmlns:mc="http://schemas.openxmlformats.org/markup-compatibility/2006" xmlns:m="http://schemas.openxmlformats.org/officeDocument/2006/math" xmlns:aink="http://schemas.microsoft.com/office/drawing/2016/ink" xmlns:am3d="http://schemas.microsoft.com/office/drawing/2017/model3d" xmlns:oel="http://schemas.microsoft.com/office/2019/extlst" xmlns:r="http://schemas.openxmlformats.org/officeDocument/2006/relationships" xmlns:wp14="http://schemas.microsoft.com/office/word/2010/wordprocessingDrawing" xmlns:wp="http://schemas.openxmlformats.org/drawingml/2006/wordprocessingDrawing" xmlns:wpg="http://schemas.microsoft.com/office/word/2010/wordprocessingGroup" xmlns:wpi="http://schemas.microsoft.com/office/word/2010/wordprocessingInk" xmlns:wps="http://schemas.microsoft.com/office/word/2010/wordprocessingShape" xmlns:o="urn:schemas-microsoft-com:office:office" xmlns:v="urn:schemas-microsoft-com:vml" xmlns:w10="urn:schemas-microsoft-com:office:word" xmlns:w="http://schemas.openxmlformats.org/wordprocessingml/2006/main" xmlns:w14="http://schemas.microsoft.com/office/word/2010/wordml" xmlns:w15="http://schemas.microsoft.com/office/word/2012/wordml" xmlns:w16cei="http://schemas.microsoft.com/office/word/2026/wordml/cei" xmlns:w16cex="http://schemas.microsoft.com/office/word/2018/wordml/cex" xmlns:w16cid="http://schemas.microsoft.com/office/word/2016/wordml/cid" xmlns:w16="http://schemas.microsoft.com/office/word/2018/wordml" xmlns:w16sdtdh="http://schemas.microsoft.com/office/word/2020/wordml/sdtdatahash" xmlns:w16sdtfl="http://schemas.microsoft.com/office/word/2024/wordml/sdtformatlock" xmlns:w16se="http://schemas.microsoft.com/office/word/2015/wordml/symex" xmlns:w16du="http://schemas.microsoft.com/office/word/2023/wordml/word16du" xmlns:wne="http://schemas.microsoft.com/office/word/2006/wordml" mc:Ignorable="w14 w15 w16se w16cid w16 w16cex w16sdtdh w16sdtfl w16du wp14">
+<w:document xmlns:wpc="http://schemas.microsoft.com/office/word/2010/wordprocessingCanvas" xmlns:cx="http://schemas.microsoft.com/office/drawing/2014/chartex" xmlns:cx1="http://schemas.microsoft.com/office/drawing/2015/9/8/chartex" xmlns:cx2="http://schemas.microsoft.com/office/drawing/2015/10/21/chartex" xmlns:cx3="http://schemas.microsoft.com/office/drawing/2016/5/9/chartex" xmlns:cx4="http://schemas.microsoft.com/office/drawing/2016/5/10/chartex" xmlns:cx5="http://schemas.microsoft.com/office/drawing/2016/5/11/chartex" xmlns:cx6="http://schemas.microsoft.com/office/drawing/2016/5/12/chartex" xmlns:cx7="http://schemas.microsoft.com/office/drawing/2016/5/13/chartex" xmlns:cx8="http://schemas.microsoft.com/office/drawing/2016/5/14/chartex" xmlns:mc="http://schemas.openxmlformats.org/markup-compatibility/2006" xmlns:aink="http://schemas.microsoft.com/office/drawing/2016/ink" xmlns:am3d="http://schemas.microsoft.com/office/drawing/2017/model3d" xmlns:o="urn:schemas-microsoft-com:office:office" xmlns:r="http://schemas.openxmlformats.org/officeDocument/2006/relationships" xmlns:m="http://schemas.openxmlformats.org/officeDocument/2006/math" xmlns:v="urn:schemas-microsoft-com:vml" xmlns:wp14="http://schemas.microsoft.com/office/word/2010/wordprocessingDrawing" xmlns:wp="http://schemas.openxmlformats.org/drawingml/2006/wordprocessingDrawing" xmlns:w10="urn:schemas-microsoft-com:office:word" xmlns:w="http://schemas.openxmlformats.org/wordprocessingml/2006/main" xmlns:w14="http://schemas.microsoft.com/office/word/2010/wordml" xmlns:w15="http://schemas.microsoft.com/office/word/2012/wordml" xmlns:w16cex="http://schemas.microsoft.com/office/word/2018/wordml/cex" xmlns:w16cid="http://schemas.microsoft.com/office/word/2016/wordml/cid" xmlns:w16="http://schemas.microsoft.com/office/word/2018/wordml" xmlns:w16sdtdh="http://schemas.microsoft.com/office/word/2020/wordml/sdtdatahash" xmlns:w16se="http://schemas.microsoft.com/office/word/2015/wordml/symex" xmlns:wpg="http://schemas.microsoft.com/office/word/2010/wordprocessingGroup" xmlns:wpi="http://schemas.microsoft.com/office/word/2010/wordprocessingInk" xmlns:wne="http://schemas.microsoft.com/office/word/2006/wordml" xmlns:wps="http://schemas.microsoft.com/office/word/2010/wordprocessingShape" mc:Ignorable="w14 w15 w16se w16cid w16 w16cex w16sdtdh wp14">
   <w:body>
     <w:p>
       <w:pPr>
@@ -110,7 +110,7 @@
     </w:p>
     <w:p>
       <w:pPr>
-        <w:pStyle w:val="ListParagraph"/>
+        <w:pStyle w:val="a9"/>
         <w:autoSpaceDE w:val="0"/>
         <w:autoSpaceDN w:val="0"/>
         <w:adjustRightInd w:val="0"/>
@@ -500,7 +500,7 @@
     </w:p>
     <w:p>
       <w:pPr>
-        <w:pStyle w:val="ListParagraph"/>
+        <w:pStyle w:val="a9"/>
         <w:autoSpaceDE w:val="0"/>
         <w:autoSpaceDN w:val="0"/>
         <w:adjustRightInd w:val="0"/>
@@ -935,7 +935,7 @@
     </w:p>
     <w:p>
       <w:pPr>
-        <w:pStyle w:val="ListParagraph"/>
+        <w:pStyle w:val="a9"/>
         <w:autoSpaceDE w:val="0"/>
         <w:autoSpaceDN w:val="0"/>
         <w:adjustRightInd w:val="0"/>
@@ -1100,7 +1100,7 @@
     </w:p>
     <w:p>
       <w:pPr>
-        <w:pStyle w:val="ListParagraph"/>
+        <w:pStyle w:val="a9"/>
         <w:autoSpaceDE w:val="0"/>
         <w:autoSpaceDN w:val="0"/>
         <w:adjustRightInd w:val="0"/>
@@ -1207,7 +1207,7 @@
     </w:p>
     <w:p>
       <w:pPr>
-        <w:pStyle w:val="ListParagraph"/>
+        <w:pStyle w:val="a9"/>
         <w:autoSpaceDE w:val="0"/>
         <w:autoSpaceDN w:val="0"/>
         <w:adjustRightInd w:val="0"/>
@@ -1934,7 +1934,7 @@
     </w:p>
     <w:p>
       <w:pPr>
-        <w:pStyle w:val="ListParagraph"/>
+        <w:pStyle w:val="a9"/>
         <w:autoSpaceDE w:val="0"/>
         <w:autoSpaceDN w:val="0"/>
         <w:adjustRightInd w:val="0"/>
@@ -3975,27 +3975,7 @@
             <w:sz w:val="22"/>
             <w:szCs w:val="22"/>
           </w:rPr>
-          <m:t>1</m:t>
-        </m:r>
-        <m:r>
-          <w:rPr>
-            <w:rFonts w:ascii="Cambria Math" w:hAnsi="Cambria Math"/>
-            <w:noProof/>
-            <w:color w:val="000000" w:themeColor="text1"/>
-            <w:sz w:val="22"/>
-            <w:szCs w:val="22"/>
-          </w:rPr>
-          <m:t>7</m:t>
-        </m:r>
-        <m:r>
-          <w:rPr>
-            <w:rFonts w:ascii="Cambria Math" w:hAnsi="Cambria Math"/>
-            <w:noProof/>
-            <w:color w:val="000000" w:themeColor="text1"/>
-            <w:sz w:val="22"/>
-            <w:szCs w:val="22"/>
-          </w:rPr>
-          <m:t>×</m:t>
+          <m:t>17×</m:t>
         </m:r>
         <m:r>
           <w:rPr>
@@ -5091,7 +5071,7 @@
     </w:p>
     <w:p>
       <w:pPr>
-        <w:pStyle w:val="ListParagraph"/>
+        <w:pStyle w:val="a9"/>
         <w:autoSpaceDE w:val="0"/>
         <w:autoSpaceDN w:val="0"/>
         <w:adjustRightInd w:val="0"/>
@@ -5742,7 +5722,7 @@
     </w:p>
     <w:p>
       <w:pPr>
-        <w:pStyle w:val="ListParagraph"/>
+        <w:pStyle w:val="a9"/>
         <w:numPr>
           <w:ilvl w:val="0"/>
           <w:numId w:val="3"/>
@@ -5919,7 +5899,16 @@
             <w:sz w:val="22"/>
             <w:szCs w:val="22"/>
           </w:rPr>
-          <m:t>i=1,2,⋯,</m:t>
+          <m:t>i</m:t>
+        </m:r>
+        <m:r>
+          <w:rPr>
+            <w:rFonts w:ascii="Cambria Math" w:hAnsi="Cambria Math"/>
+            <w:noProof/>
+            <w:sz w:val="22"/>
+            <w:szCs w:val="22"/>
+          </w:rPr>
+          <m:t>=1,2,⋯,</m:t>
         </m:r>
         <m:sSub>
           <m:sSubPr>
@@ -6072,7 +6061,16 @@
             <w:sz w:val="22"/>
             <w:szCs w:val="22"/>
           </w:rPr>
-          <m:t>j=1,2,⋯,</m:t>
+          <m:t>j</m:t>
+        </m:r>
+        <m:r>
+          <w:rPr>
+            <w:rFonts w:ascii="Cambria Math" w:hAnsi="Cambria Math"/>
+            <w:noProof/>
+            <w:sz w:val="22"/>
+            <w:szCs w:val="22"/>
+          </w:rPr>
+          <m:t>=1,2,⋯,</m:t>
         </m:r>
         <m:sSub>
           <m:sSubPr>
@@ -6225,7 +6223,16 @@
             <w:sz w:val="22"/>
             <w:szCs w:val="22"/>
           </w:rPr>
-          <m:t>j=1,2,⋯,</m:t>
+          <m:t>j</m:t>
+        </m:r>
+        <m:r>
+          <w:rPr>
+            <w:rFonts w:ascii="Cambria Math" w:hAnsi="Cambria Math"/>
+            <w:noProof/>
+            <w:sz w:val="22"/>
+            <w:szCs w:val="22"/>
+          </w:rPr>
+          <m:t>=1,2,⋯,</m:t>
         </m:r>
         <m:sSub>
           <m:sSubPr>
@@ -6427,7 +6434,18 @@
                 <w:sz w:val="22"/>
                 <w:szCs w:val="22"/>
               </w:rPr>
-              <m:t>=f</m:t>
+              <m:t>=</m:t>
+            </m:r>
+            <m:r>
+              <m:rPr>
+                <m:sty m:val="b"/>
+              </m:rPr>
+              <w:rPr>
+                <w:rFonts w:ascii="Cambria Math" w:hAnsi="Cambria Math"/>
+                <w:sz w:val="22"/>
+                <w:szCs w:val="22"/>
+              </w:rPr>
+              <m:t>f</m:t>
             </m:r>
           </m:e>
           <m:sub>
@@ -6556,7 +6574,16 @@
             <w:sz w:val="22"/>
             <w:szCs w:val="22"/>
           </w:rPr>
-          <m:t>i=1,2,⋯,</m:t>
+          <m:t>i</m:t>
+        </m:r>
+        <m:r>
+          <w:rPr>
+            <w:rFonts w:ascii="Cambria Math" w:hAnsi="Cambria Math"/>
+            <w:noProof/>
+            <w:sz w:val="22"/>
+            <w:szCs w:val="22"/>
+          </w:rPr>
+          <m:t>=1,2,⋯,</m:t>
         </m:r>
         <m:sSub>
           <m:sSubPr>
@@ -6610,7 +6637,16 @@
             <w:sz w:val="22"/>
             <w:szCs w:val="22"/>
           </w:rPr>
-          <m:t>j=1,2,⋯,</m:t>
+          <m:t>j</m:t>
+        </m:r>
+        <m:r>
+          <w:rPr>
+            <w:rFonts w:ascii="Cambria Math" w:hAnsi="Cambria Math"/>
+            <w:noProof/>
+            <w:sz w:val="22"/>
+            <w:szCs w:val="22"/>
+          </w:rPr>
+          <m:t>=1,2,⋯,</m:t>
         </m:r>
         <m:sSub>
           <m:sSubPr>
@@ -6659,7 +6695,7 @@
     </w:p>
     <w:p>
       <w:pPr>
-        <w:pStyle w:val="ListParagraph"/>
+        <w:pStyle w:val="a9"/>
         <w:ind w:left="284"/>
         <w:rPr>
           <w:noProof/>
@@ -7413,7 +7449,16 @@
             <w:sz w:val="22"/>
             <w:szCs w:val="22"/>
           </w:rPr>
-          <m:t>i=1,2,⋯,</m:t>
+          <m:t>i</m:t>
+        </m:r>
+        <m:r>
+          <w:rPr>
+            <w:rFonts w:ascii="Cambria Math" w:hAnsi="Cambria Math"/>
+            <w:noProof/>
+            <w:sz w:val="22"/>
+            <w:szCs w:val="22"/>
+          </w:rPr>
+          <m:t>=1,2,⋯,</m:t>
         </m:r>
         <m:sSub>
           <m:sSubPr>
@@ -7481,7 +7526,16 @@
             <w:sz w:val="22"/>
             <w:szCs w:val="22"/>
           </w:rPr>
-          <m:t>j=1,2,⋯,</m:t>
+          <m:t>j</m:t>
+        </m:r>
+        <m:r>
+          <w:rPr>
+            <w:rFonts w:ascii="Cambria Math" w:hAnsi="Cambria Math"/>
+            <w:noProof/>
+            <w:sz w:val="22"/>
+            <w:szCs w:val="22"/>
+          </w:rPr>
+          <m:t>=1,2,⋯,</m:t>
         </m:r>
         <m:sSub>
           <m:sSubPr>
@@ -7859,7 +7913,7 @@
     </w:p>
     <w:p>
       <w:pPr>
-        <w:pStyle w:val="ListParagraph"/>
+        <w:pStyle w:val="a9"/>
         <w:autoSpaceDE w:val="0"/>
         <w:autoSpaceDN w:val="0"/>
         <w:adjustRightInd w:val="0"/>
@@ -8139,12 +8193,13 @@
                       <m:sty m:val="b"/>
                     </m:rPr>
                     <w:rPr>
-                      <w:rFonts w:ascii="Cambria Math" w:hAnsi="Cambria Math"/>
+                      <w:rFonts w:ascii="Cambria Math" w:eastAsiaTheme="minorEastAsia" w:hAnsi="Cambria Math" w:hint="eastAsia"/>
                       <w:color w:val="000000" w:themeColor="text1"/>
                       <w:sz w:val="22"/>
                       <w:szCs w:val="22"/>
+                      <w:lang w:eastAsia="zh-TW"/>
                     </w:rPr>
-                    <m:t>D</m:t>
+                    <m:t>M</m:t>
                   </m:r>
                 </m:e>
               </m:acc>
@@ -8297,12 +8352,13 @@
                   <m:sty m:val="b"/>
                 </m:rPr>
                 <w:rPr>
-                  <w:rFonts w:ascii="Cambria Math" w:hAnsi="Cambria Math"/>
+                  <w:rFonts w:ascii="Cambria Math" w:eastAsiaTheme="minorEastAsia" w:hAnsi="Cambria Math" w:hint="eastAsia"/>
                   <w:color w:val="000000" w:themeColor="text1"/>
                   <w:sz w:val="22"/>
                   <w:szCs w:val="22"/>
+                  <w:lang w:eastAsia="zh-TW"/>
                 </w:rPr>
-                <m:t>D</m:t>
+                <m:t>M</m:t>
               </m:r>
             </m:e>
           </m:acc>
@@ -8316,7 +8372,19 @@
               <w:sz w:val="22"/>
               <w:szCs w:val="22"/>
             </w:rPr>
-            <m:t>v=</m:t>
+            <m:t>v</m:t>
+          </m:r>
+          <m:r>
+            <m:rPr>
+              <m:sty m:val="b"/>
+            </m:rPr>
+            <w:rPr>
+              <w:rFonts w:ascii="Cambria Math" w:hAnsi="Cambria Math"/>
+              <w:color w:val="000000" w:themeColor="text1"/>
+              <w:sz w:val="22"/>
+              <w:szCs w:val="22"/>
+            </w:rPr>
+            <m:t>=</m:t>
           </m:r>
           <m:d>
             <m:dPr>
@@ -8800,7 +8868,7 @@
     </w:p>
     <w:p>
       <w:pPr>
-        <w:pStyle w:val="ListParagraph"/>
+        <w:pStyle w:val="a9"/>
         <w:autoSpaceDE w:val="0"/>
         <w:autoSpaceDN w:val="0"/>
         <w:adjustRightInd w:val="0"/>
@@ -8816,7 +8884,7 @@
     </w:p>
     <w:p>
       <w:pPr>
-        <w:pStyle w:val="ListParagraph"/>
+        <w:pStyle w:val="a9"/>
         <w:numPr>
           <w:ilvl w:val="0"/>
           <w:numId w:val="3"/>
@@ -10822,7 +10890,16 @@
                   <w:sz w:val="22"/>
                   <w:szCs w:val="22"/>
                 </w:rPr>
-                <m:t>k=1</m:t>
+                <m:t>k</m:t>
+              </m:r>
+              <m:r>
+                <w:rPr>
+                  <w:rFonts w:ascii="Cambria Math" w:hAnsi="Cambria Math"/>
+                  <w:color w:val="000000" w:themeColor="text1"/>
+                  <w:sz w:val="22"/>
+                  <w:szCs w:val="22"/>
+                </w:rPr>
+                <m:t>=1</m:t>
               </m:r>
             </m:sub>
             <m:sup>
@@ -11413,7 +11490,7 @@
     </w:p>
     <w:p>
       <w:pPr>
-        <w:pStyle w:val="ListParagraph"/>
+        <w:pStyle w:val="a9"/>
         <w:autoSpaceDE w:val="0"/>
         <w:autoSpaceDN w:val="0"/>
         <w:adjustRightInd w:val="0"/>
@@ -12587,7 +12664,7 @@
     </w:p>
     <w:p>
       <w:pPr>
-        <w:pStyle w:val="ListParagraph"/>
+        <w:pStyle w:val="a9"/>
         <w:autoSpaceDE w:val="0"/>
         <w:autoSpaceDN w:val="0"/>
         <w:adjustRightInd w:val="0"/>
@@ -12602,7 +12679,7 @@
     </w:p>
     <w:p>
       <w:pPr>
-        <w:pStyle w:val="ListParagraph"/>
+        <w:pStyle w:val="a9"/>
         <w:autoSpaceDE w:val="0"/>
         <w:autoSpaceDN w:val="0"/>
         <w:adjustRightInd w:val="0"/>
@@ -12775,7 +12852,16 @@
                   <w:sz w:val="22"/>
                   <w:szCs w:val="22"/>
                 </w:rPr>
-                <m:t>j=1</m:t>
+                <m:t>j</m:t>
+              </m:r>
+              <m:r>
+                <w:rPr>
+                  <w:rFonts w:ascii="Cambria Math" w:hAnsi="Cambria Math"/>
+                  <w:color w:val="000000" w:themeColor="text1"/>
+                  <w:sz w:val="22"/>
+                  <w:szCs w:val="22"/>
+                </w:rPr>
+                <m:t>=1</m:t>
               </m:r>
             </m:sub>
             <m:sup>
@@ -12838,7 +12924,16 @@
                       <w:sz w:val="22"/>
                       <w:szCs w:val="22"/>
                     </w:rPr>
-                    <m:t>i=1</m:t>
+                    <m:t>i</m:t>
+                  </m:r>
+                  <m:r>
+                    <w:rPr>
+                      <w:rFonts w:ascii="Cambria Math" w:hAnsi="Cambria Math"/>
+                      <w:color w:val="000000" w:themeColor="text1"/>
+                      <w:sz w:val="22"/>
+                      <w:szCs w:val="22"/>
+                    </w:rPr>
+                    <m:t>=1</m:t>
                   </m:r>
                 </m:sub>
                 <m:sup>
@@ -12902,7 +12997,16 @@
                           <w:sz w:val="22"/>
                           <w:szCs w:val="22"/>
                         </w:rPr>
-                        <m:t>k=1</m:t>
+                        <m:t>k</m:t>
+                      </m:r>
+                      <m:r>
+                        <w:rPr>
+                          <w:rFonts w:ascii="Cambria Math" w:hAnsi="Cambria Math"/>
+                          <w:color w:val="000000" w:themeColor="text1"/>
+                          <w:sz w:val="22"/>
+                          <w:szCs w:val="22"/>
+                        </w:rPr>
+                        <m:t>=1</m:t>
                       </m:r>
                     </m:sub>
                     <m:sup>
@@ -13779,7 +13883,7 @@
     </w:p>
     <w:p>
       <w:pPr>
-        <w:pStyle w:val="ListParagraph"/>
+        <w:pStyle w:val="a9"/>
         <w:autoSpaceDE w:val="0"/>
         <w:autoSpaceDN w:val="0"/>
         <w:adjustRightInd w:val="0"/>
@@ -13794,7 +13898,7 @@
     </w:p>
     <w:p>
       <w:pPr>
-        <w:pStyle w:val="ListParagraph"/>
+        <w:pStyle w:val="a9"/>
         <w:autoSpaceDE w:val="0"/>
         <w:autoSpaceDN w:val="0"/>
         <w:adjustRightInd w:val="0"/>
@@ -14216,7 +14320,7 @@
     </w:p>
     <w:p>
       <w:pPr>
-        <w:pStyle w:val="ListParagraph"/>
+        <w:pStyle w:val="a9"/>
         <w:autoSpaceDE w:val="0"/>
         <w:autoSpaceDN w:val="0"/>
         <w:adjustRightInd w:val="0"/>
@@ -14367,7 +14471,7 @@
     </w:p>
     <w:p>
       <w:pPr>
-        <w:pStyle w:val="ListParagraph"/>
+        <w:pStyle w:val="a9"/>
         <w:numPr>
           <w:ilvl w:val="0"/>
           <w:numId w:val="3"/>
@@ -14392,7 +14496,7 @@
     </w:p>
     <w:p>
       <w:pPr>
-        <w:pStyle w:val="ListParagraph"/>
+        <w:pStyle w:val="a9"/>
         <w:ind w:left="426"/>
         <w:rPr>
           <w:b/>
@@ -14404,7 +14508,7 @@
     </w:p>
     <w:p>
       <w:pPr>
-        <w:pStyle w:val="ListParagraph"/>
+        <w:pStyle w:val="a9"/>
         <w:ind w:left="284"/>
         <w:rPr>
           <w:color w:val="000000" w:themeColor="text1"/>
@@ -15612,12 +15716,13 @@
                 <m:sty m:val="b"/>
               </m:rPr>
               <w:rPr>
-                <w:rFonts w:ascii="Cambria Math" w:hAnsi="Cambria Math"/>
+                <w:rFonts w:ascii="Cambria Math" w:eastAsiaTheme="minorEastAsia" w:hAnsi="Cambria Math" w:hint="eastAsia"/>
                 <w:color w:val="000000" w:themeColor="text1"/>
                 <w:sz w:val="22"/>
                 <w:szCs w:val="22"/>
+                <w:lang w:eastAsia="zh-TW"/>
               </w:rPr>
-              <m:t>D</m:t>
+              <m:t>M</m:t>
             </m:r>
           </m:e>
         </m:acc>
@@ -15797,7 +15902,7 @@
     </w:p>
     <w:p>
       <w:pPr>
-        <w:pStyle w:val="ListParagraph"/>
+        <w:pStyle w:val="a9"/>
         <w:autoSpaceDE w:val="0"/>
         <w:autoSpaceDN w:val="0"/>
         <w:adjustRightInd w:val="0"/>
@@ -15823,7 +15928,7 @@
 </file>
 
 <file path=word/endnotes.xml><?xml version="1.0" encoding="utf-8"?>
-<w:endnotes xmlns:wpc="http://schemas.microsoft.com/office/word/2010/wordprocessingCanvas" xmlns:cx="http://schemas.microsoft.com/office/drawing/2014/chartex" xmlns:cx1="http://schemas.microsoft.com/office/drawing/2015/9/8/chartex" xmlns:cx2="http://schemas.microsoft.com/office/drawing/2015/10/21/chartex" xmlns:cx3="http://schemas.microsoft.com/office/drawing/2016/5/9/chartex" xmlns:cx4="http://schemas.microsoft.com/office/drawing/2016/5/10/chartex" xmlns:cx5="http://schemas.microsoft.com/office/drawing/2016/5/11/chartex" xmlns:cx6="http://schemas.microsoft.com/office/drawing/2016/5/12/chartex" xmlns:cx7="http://schemas.microsoft.com/office/drawing/2016/5/13/chartex" xmlns:cx8="http://schemas.microsoft.com/office/drawing/2016/5/14/chartex" xmlns:mc="http://schemas.openxmlformats.org/markup-compatibility/2006" xmlns:m="http://schemas.openxmlformats.org/officeDocument/2006/math" xmlns:aink="http://schemas.microsoft.com/office/drawing/2016/ink" xmlns:am3d="http://schemas.microsoft.com/office/drawing/2017/model3d" xmlns:oel="http://schemas.microsoft.com/office/2019/extlst" xmlns:r="http://schemas.openxmlformats.org/officeDocument/2006/relationships" xmlns:wp14="http://schemas.microsoft.com/office/word/2010/wordprocessingDrawing" xmlns:wp="http://schemas.openxmlformats.org/drawingml/2006/wordprocessingDrawing" xmlns:wpg="http://schemas.microsoft.com/office/word/2010/wordprocessingGroup" xmlns:wpi="http://schemas.microsoft.com/office/word/2010/wordprocessingInk" xmlns:wps="http://schemas.microsoft.com/office/word/2010/wordprocessingShape" xmlns:o="urn:schemas-microsoft-com:office:office" xmlns:v="urn:schemas-microsoft-com:vml" xmlns:w10="urn:schemas-microsoft-com:office:word" xmlns:w="http://schemas.openxmlformats.org/wordprocessingml/2006/main" xmlns:w14="http://schemas.microsoft.com/office/word/2010/wordml" xmlns:w15="http://schemas.microsoft.com/office/word/2012/wordml" xmlns:w16cei="http://schemas.microsoft.com/office/word/2026/wordml/cei" xmlns:w16cex="http://schemas.microsoft.com/office/word/2018/wordml/cex" xmlns:w16cid="http://schemas.microsoft.com/office/word/2016/wordml/cid" xmlns:w16="http://schemas.microsoft.com/office/word/2018/wordml" xmlns:w16sdtdh="http://schemas.microsoft.com/office/word/2020/wordml/sdtdatahash" xmlns:w16sdtfl="http://schemas.microsoft.com/office/word/2024/wordml/sdtformatlock" xmlns:w16se="http://schemas.microsoft.com/office/word/2015/wordml/symex" xmlns:w16du="http://schemas.microsoft.com/office/word/2023/wordml/word16du" xmlns:wne="http://schemas.microsoft.com/office/word/2006/wordml" mc:Ignorable="w14 w15 w16se w16cid w16 w16cex w16sdtdh w16sdtfl w16du wp14">
+<w:endnotes xmlns:wpc="http://schemas.microsoft.com/office/word/2010/wordprocessingCanvas" xmlns:cx="http://schemas.microsoft.com/office/drawing/2014/chartex" xmlns:cx1="http://schemas.microsoft.com/office/drawing/2015/9/8/chartex" xmlns:cx2="http://schemas.microsoft.com/office/drawing/2015/10/21/chartex" xmlns:cx3="http://schemas.microsoft.com/office/drawing/2016/5/9/chartex" xmlns:cx4="http://schemas.microsoft.com/office/drawing/2016/5/10/chartex" xmlns:cx5="http://schemas.microsoft.com/office/drawing/2016/5/11/chartex" xmlns:cx6="http://schemas.microsoft.com/office/drawing/2016/5/12/chartex" xmlns:cx7="http://schemas.microsoft.com/office/drawing/2016/5/13/chartex" xmlns:cx8="http://schemas.microsoft.com/office/drawing/2016/5/14/chartex" xmlns:mc="http://schemas.openxmlformats.org/markup-compatibility/2006" xmlns:aink="http://schemas.microsoft.com/office/drawing/2016/ink" xmlns:am3d="http://schemas.microsoft.com/office/drawing/2017/model3d" xmlns:o="urn:schemas-microsoft-com:office:office" xmlns:r="http://schemas.openxmlformats.org/officeDocument/2006/relationships" xmlns:m="http://schemas.openxmlformats.org/officeDocument/2006/math" xmlns:v="urn:schemas-microsoft-com:vml" xmlns:wp14="http://schemas.microsoft.com/office/word/2010/wordprocessingDrawing" xmlns:wp="http://schemas.openxmlformats.org/drawingml/2006/wordprocessingDrawing" xmlns:w10="urn:schemas-microsoft-com:office:word" xmlns:w="http://schemas.openxmlformats.org/wordprocessingml/2006/main" xmlns:w14="http://schemas.microsoft.com/office/word/2010/wordml" xmlns:w15="http://schemas.microsoft.com/office/word/2012/wordml" xmlns:w16cex="http://schemas.microsoft.com/office/word/2018/wordml/cex" xmlns:w16cid="http://schemas.microsoft.com/office/word/2016/wordml/cid" xmlns:w16="http://schemas.microsoft.com/office/word/2018/wordml" xmlns:w16sdtdh="http://schemas.microsoft.com/office/word/2020/wordml/sdtdatahash" xmlns:w16se="http://schemas.microsoft.com/office/word/2015/wordml/symex" xmlns:wpg="http://schemas.microsoft.com/office/word/2010/wordprocessingGroup" xmlns:wpi="http://schemas.microsoft.com/office/word/2010/wordprocessingInk" xmlns:wne="http://schemas.microsoft.com/office/word/2006/wordml" xmlns:wps="http://schemas.microsoft.com/office/word/2010/wordprocessingShape" mc:Ignorable="w14 w15 w16se w16cid w16 w16cex w16sdtdh wp14">
   <w:endnote w:type="separator" w:id="-1">
     <w:p>
       <w:r>
@@ -15842,11 +15947,11 @@
 </file>
 
 <file path=word/footer1.xml><?xml version="1.0" encoding="utf-8"?>
-<w:ftr xmlns:wpc="http://schemas.microsoft.com/office/word/2010/wordprocessingCanvas" xmlns:cx="http://schemas.microsoft.com/office/drawing/2014/chartex" xmlns:cx1="http://schemas.microsoft.com/office/drawing/2015/9/8/chartex" xmlns:cx2="http://schemas.microsoft.com/office/drawing/2015/10/21/chartex" xmlns:cx3="http://schemas.microsoft.com/office/drawing/2016/5/9/chartex" xmlns:cx4="http://schemas.microsoft.com/office/drawing/2016/5/10/chartex" xmlns:cx5="http://schemas.microsoft.com/office/drawing/2016/5/11/chartex" xmlns:cx6="http://schemas.microsoft.com/office/drawing/2016/5/12/chartex" xmlns:cx7="http://schemas.microsoft.com/office/drawing/2016/5/13/chartex" xmlns:cx8="http://schemas.microsoft.com/office/drawing/2016/5/14/chartex" xmlns:mc="http://schemas.openxmlformats.org/markup-compatibility/2006" xmlns:m="http://schemas.openxmlformats.org/officeDocument/2006/math" xmlns:aink="http://schemas.microsoft.com/office/drawing/2016/ink" xmlns:am3d="http://schemas.microsoft.com/office/drawing/2017/model3d" xmlns:oel="http://schemas.microsoft.com/office/2019/extlst" xmlns:r="http://schemas.openxmlformats.org/officeDocument/2006/relationships" xmlns:wp14="http://schemas.microsoft.com/office/word/2010/wordprocessingDrawing" xmlns:wp="http://schemas.openxmlformats.org/drawingml/2006/wordprocessingDrawing" xmlns:wpg="http://schemas.microsoft.com/office/word/2010/wordprocessingGroup" xmlns:wpi="http://schemas.microsoft.com/office/word/2010/wordprocessingInk" xmlns:wps="http://schemas.microsoft.com/office/word/2010/wordprocessingShape" xmlns:o="urn:schemas-microsoft-com:office:office" xmlns:v="urn:schemas-microsoft-com:vml" xmlns:w10="urn:schemas-microsoft-com:office:word" xmlns:w="http://schemas.openxmlformats.org/wordprocessingml/2006/main" xmlns:w14="http://schemas.microsoft.com/office/word/2010/wordml" xmlns:w15="http://schemas.microsoft.com/office/word/2012/wordml" xmlns:w16cei="http://schemas.microsoft.com/office/word/2026/wordml/cei" xmlns:w16cex="http://schemas.microsoft.com/office/word/2018/wordml/cex" xmlns:w16cid="http://schemas.microsoft.com/office/word/2016/wordml/cid" xmlns:w16="http://schemas.microsoft.com/office/word/2018/wordml" xmlns:w16sdtdh="http://schemas.microsoft.com/office/word/2020/wordml/sdtdatahash" xmlns:w16sdtfl="http://schemas.microsoft.com/office/word/2024/wordml/sdtformatlock" xmlns:w16se="http://schemas.microsoft.com/office/word/2015/wordml/symex" xmlns:w16du="http://schemas.microsoft.com/office/word/2023/wordml/word16du" xmlns:wne="http://schemas.microsoft.com/office/word/2006/wordml" mc:Ignorable="w14 w15 w16se w16cid w16 w16cex w16sdtdh w16sdtfl w16du wp14">
+<w:ftr xmlns:wpc="http://schemas.microsoft.com/office/word/2010/wordprocessingCanvas" xmlns:cx="http://schemas.microsoft.com/office/drawing/2014/chartex" xmlns:cx1="http://schemas.microsoft.com/office/drawing/2015/9/8/chartex" xmlns:cx2="http://schemas.microsoft.com/office/drawing/2015/10/21/chartex" xmlns:cx3="http://schemas.microsoft.com/office/drawing/2016/5/9/chartex" xmlns:cx4="http://schemas.microsoft.com/office/drawing/2016/5/10/chartex" xmlns:cx5="http://schemas.microsoft.com/office/drawing/2016/5/11/chartex" xmlns:cx6="http://schemas.microsoft.com/office/drawing/2016/5/12/chartex" xmlns:cx7="http://schemas.microsoft.com/office/drawing/2016/5/13/chartex" xmlns:cx8="http://schemas.microsoft.com/office/drawing/2016/5/14/chartex" xmlns:mc="http://schemas.openxmlformats.org/markup-compatibility/2006" xmlns:aink="http://schemas.microsoft.com/office/drawing/2016/ink" xmlns:am3d="http://schemas.microsoft.com/office/drawing/2017/model3d" xmlns:o="urn:schemas-microsoft-com:office:office" xmlns:r="http://schemas.openxmlformats.org/officeDocument/2006/relationships" xmlns:m="http://schemas.openxmlformats.org/officeDocument/2006/math" xmlns:v="urn:schemas-microsoft-com:vml" xmlns:wp14="http://schemas.microsoft.com/office/word/2010/wordprocessingDrawing" xmlns:wp="http://schemas.openxmlformats.org/drawingml/2006/wordprocessingDrawing" xmlns:w10="urn:schemas-microsoft-com:office:word" xmlns:w="http://schemas.openxmlformats.org/wordprocessingml/2006/main" xmlns:w14="http://schemas.microsoft.com/office/word/2010/wordml" xmlns:w15="http://schemas.microsoft.com/office/word/2012/wordml" xmlns:w16cex="http://schemas.microsoft.com/office/word/2018/wordml/cex" xmlns:w16cid="http://schemas.microsoft.com/office/word/2016/wordml/cid" xmlns:w16="http://schemas.microsoft.com/office/word/2018/wordml" xmlns:w16sdtdh="http://schemas.microsoft.com/office/word/2020/wordml/sdtdatahash" xmlns:w16se="http://schemas.microsoft.com/office/word/2015/wordml/symex" xmlns:wpg="http://schemas.microsoft.com/office/word/2010/wordprocessingGroup" xmlns:wpi="http://schemas.microsoft.com/office/word/2010/wordprocessingInk" xmlns:wne="http://schemas.microsoft.com/office/word/2006/wordml" xmlns:wps="http://schemas.microsoft.com/office/word/2010/wordprocessingShape" mc:Ignorable="w14 w15 w16se w16cid w16 w16cex w16sdtdh wp14">
   <w:sdt>
     <w:sdtPr>
       <w:rPr>
-        <w:rStyle w:val="PageNumber"/>
+        <w:rStyle w:val="af1"/>
       </w:rPr>
       <w:id w:val="-233636335"/>
       <w:docPartObj>
@@ -15854,36 +15959,41 @@
         <w:docPartUnique/>
       </w:docPartObj>
     </w:sdtPr>
+    <w:sdtEndPr>
+      <w:rPr>
+        <w:rStyle w:val="af1"/>
+      </w:rPr>
+    </w:sdtEndPr>
     <w:sdtContent>
       <w:p>
         <w:pPr>
-          <w:pStyle w:val="Footer"/>
+          <w:pStyle w:val="af"/>
           <w:framePr w:wrap="none" w:vAnchor="text" w:hAnchor="margin" w:xAlign="center" w:y="1"/>
           <w:rPr>
-            <w:rStyle w:val="PageNumber"/>
+            <w:rStyle w:val="af1"/>
           </w:rPr>
         </w:pPr>
         <w:r>
           <w:rPr>
-            <w:rStyle w:val="PageNumber"/>
+            <w:rStyle w:val="af1"/>
           </w:rPr>
           <w:fldChar w:fldCharType="begin"/>
         </w:r>
         <w:r>
           <w:rPr>
-            <w:rStyle w:val="PageNumber"/>
+            <w:rStyle w:val="af1"/>
           </w:rPr>
           <w:instrText xml:space="preserve"> PAGE </w:instrText>
         </w:r>
         <w:r>
           <w:rPr>
-            <w:rStyle w:val="PageNumber"/>
+            <w:rStyle w:val="af1"/>
           </w:rPr>
           <w:fldChar w:fldCharType="separate"/>
         </w:r>
         <w:r>
           <w:rPr>
-            <w:rStyle w:val="PageNumber"/>
+            <w:rStyle w:val="af1"/>
           </w:rPr>
           <w:fldChar w:fldCharType="end"/>
         </w:r>
@@ -15892,18 +16002,18 @@
   </w:sdt>
   <w:p>
     <w:pPr>
-      <w:pStyle w:val="Footer"/>
+      <w:pStyle w:val="af"/>
     </w:pPr>
   </w:p>
 </w:ftr>
 </file>
 
 <file path=word/footer2.xml><?xml version="1.0" encoding="utf-8"?>
-<w:ftr xmlns:wpc="http://schemas.microsoft.com/office/word/2010/wordprocessingCanvas" xmlns:cx="http://schemas.microsoft.com/office/drawing/2014/chartex" xmlns:cx1="http://schemas.microsoft.com/office/drawing/2015/9/8/chartex" xmlns:cx2="http://schemas.microsoft.com/office/drawing/2015/10/21/chartex" xmlns:cx3="http://schemas.microsoft.com/office/drawing/2016/5/9/chartex" xmlns:cx4="http://schemas.microsoft.com/office/drawing/2016/5/10/chartex" xmlns:cx5="http://schemas.microsoft.com/office/drawing/2016/5/11/chartex" xmlns:cx6="http://schemas.microsoft.com/office/drawing/2016/5/12/chartex" xmlns:cx7="http://schemas.microsoft.com/office/drawing/2016/5/13/chartex" xmlns:cx8="http://schemas.microsoft.com/office/drawing/2016/5/14/chartex" xmlns:mc="http://schemas.openxmlformats.org/markup-compatibility/2006" xmlns:m="http://schemas.openxmlformats.org/officeDocument/2006/math" xmlns:aink="http://schemas.microsoft.com/office/drawing/2016/ink" xmlns:am3d="http://schemas.microsoft.com/office/drawing/2017/model3d" xmlns:oel="http://schemas.microsoft.com/office/2019/extlst" xmlns:r="http://schemas.openxmlformats.org/officeDocument/2006/relationships" xmlns:wp14="http://schemas.microsoft.com/office/word/2010/wordprocessingDrawing" xmlns:wp="http://schemas.openxmlformats.org/drawingml/2006/wordprocessingDrawing" xmlns:wpg="http://schemas.microsoft.com/office/word/2010/wordprocessingGroup" xmlns:wpi="http://schemas.microsoft.com/office/word/2010/wordprocessingInk" xmlns:wps="http://schemas.microsoft.com/office/word/2010/wordprocessingShape" xmlns:o="urn:schemas-microsoft-com:office:office" xmlns:v="urn:schemas-microsoft-com:vml" xmlns:w10="urn:schemas-microsoft-com:office:word" xmlns:w="http://schemas.openxmlformats.org/wordprocessingml/2006/main" xmlns:w14="http://schemas.microsoft.com/office/word/2010/wordml" xmlns:w15="http://schemas.microsoft.com/office/word/2012/wordml" xmlns:w16cei="http://schemas.microsoft.com/office/word/2026/wordml/cei" xmlns:w16cex="http://schemas.microsoft.com/office/word/2018/wordml/cex" xmlns:w16cid="http://schemas.microsoft.com/office/word/2016/wordml/cid" xmlns:w16="http://schemas.microsoft.com/office/word/2018/wordml" xmlns:w16sdtdh="http://schemas.microsoft.com/office/word/2020/wordml/sdtdatahash" xmlns:w16sdtfl="http://schemas.microsoft.com/office/word/2024/wordml/sdtformatlock" xmlns:w16se="http://schemas.microsoft.com/office/word/2015/wordml/symex" xmlns:w16du="http://schemas.microsoft.com/office/word/2023/wordml/word16du" xmlns:wne="http://schemas.microsoft.com/office/word/2006/wordml" mc:Ignorable="w14 w15 w16se w16cid w16 w16cex w16sdtdh w16sdtfl w16du wp14">
+<w:ftr xmlns:wpc="http://schemas.microsoft.com/office/word/2010/wordprocessingCanvas" xmlns:cx="http://schemas.microsoft.com/office/drawing/2014/chartex" xmlns:cx1="http://schemas.microsoft.com/office/drawing/2015/9/8/chartex" xmlns:cx2="http://schemas.microsoft.com/office/drawing/2015/10/21/chartex" xmlns:cx3="http://schemas.microsoft.com/office/drawing/2016/5/9/chartex" xmlns:cx4="http://schemas.microsoft.com/office/drawing/2016/5/10/chartex" xmlns:cx5="http://schemas.microsoft.com/office/drawing/2016/5/11/chartex" xmlns:cx6="http://schemas.microsoft.com/office/drawing/2016/5/12/chartex" xmlns:cx7="http://schemas.microsoft.com/office/drawing/2016/5/13/chartex" xmlns:cx8="http://schemas.microsoft.com/office/drawing/2016/5/14/chartex" xmlns:mc="http://schemas.openxmlformats.org/markup-compatibility/2006" xmlns:aink="http://schemas.microsoft.com/office/drawing/2016/ink" xmlns:am3d="http://schemas.microsoft.com/office/drawing/2017/model3d" xmlns:o="urn:schemas-microsoft-com:office:office" xmlns:r="http://schemas.openxmlformats.org/officeDocument/2006/relationships" xmlns:m="http://schemas.openxmlformats.org/officeDocument/2006/math" xmlns:v="urn:schemas-microsoft-com:vml" xmlns:wp14="http://schemas.microsoft.com/office/word/2010/wordprocessingDrawing" xmlns:wp="http://schemas.openxmlformats.org/drawingml/2006/wordprocessingDrawing" xmlns:w10="urn:schemas-microsoft-com:office:word" xmlns:w="http://schemas.openxmlformats.org/wordprocessingml/2006/main" xmlns:w14="http://schemas.microsoft.com/office/word/2010/wordml" xmlns:w15="http://schemas.microsoft.com/office/word/2012/wordml" xmlns:w16cex="http://schemas.microsoft.com/office/word/2018/wordml/cex" xmlns:w16cid="http://schemas.microsoft.com/office/word/2016/wordml/cid" xmlns:w16="http://schemas.microsoft.com/office/word/2018/wordml" xmlns:w16sdtdh="http://schemas.microsoft.com/office/word/2020/wordml/sdtdatahash" xmlns:w16se="http://schemas.microsoft.com/office/word/2015/wordml/symex" xmlns:wpg="http://schemas.microsoft.com/office/word/2010/wordprocessingGroup" xmlns:wpi="http://schemas.microsoft.com/office/word/2010/wordprocessingInk" xmlns:wne="http://schemas.microsoft.com/office/word/2006/wordml" xmlns:wps="http://schemas.microsoft.com/office/word/2010/wordprocessingShape" mc:Ignorable="w14 w15 w16se w16cid w16 w16cex w16sdtdh wp14">
   <w:sdt>
     <w:sdtPr>
       <w:rPr>
-        <w:rStyle w:val="PageNumber"/>
+        <w:rStyle w:val="af1"/>
       </w:rPr>
       <w:id w:val="-1517528678"/>
       <w:docPartObj>
@@ -15911,43 +16021,48 @@
         <w:docPartUnique/>
       </w:docPartObj>
     </w:sdtPr>
+    <w:sdtEndPr>
+      <w:rPr>
+        <w:rStyle w:val="af1"/>
+      </w:rPr>
+    </w:sdtEndPr>
     <w:sdtContent>
       <w:p>
         <w:pPr>
-          <w:pStyle w:val="Footer"/>
+          <w:pStyle w:val="af"/>
           <w:framePr w:wrap="none" w:vAnchor="text" w:hAnchor="margin" w:xAlign="center" w:y="1"/>
           <w:rPr>
-            <w:rStyle w:val="PageNumber"/>
+            <w:rStyle w:val="af1"/>
           </w:rPr>
         </w:pPr>
         <w:r>
           <w:rPr>
-            <w:rStyle w:val="PageNumber"/>
+            <w:rStyle w:val="af1"/>
           </w:rPr>
           <w:fldChar w:fldCharType="begin"/>
         </w:r>
         <w:r>
           <w:rPr>
-            <w:rStyle w:val="PageNumber"/>
+            <w:rStyle w:val="af1"/>
           </w:rPr>
           <w:instrText xml:space="preserve"> PAGE </w:instrText>
         </w:r>
         <w:r>
           <w:rPr>
-            <w:rStyle w:val="PageNumber"/>
+            <w:rStyle w:val="af1"/>
           </w:rPr>
           <w:fldChar w:fldCharType="separate"/>
         </w:r>
         <w:r>
           <w:rPr>
-            <w:rStyle w:val="PageNumber"/>
+            <w:rStyle w:val="af1"/>
             <w:noProof/>
           </w:rPr>
           <w:t>3</w:t>
         </w:r>
         <w:r>
           <w:rPr>
-            <w:rStyle w:val="PageNumber"/>
+            <w:rStyle w:val="af1"/>
           </w:rPr>
           <w:fldChar w:fldCharType="end"/>
         </w:r>
@@ -15956,14 +16071,14 @@
   </w:sdt>
   <w:p>
     <w:pPr>
-      <w:pStyle w:val="Footer"/>
+      <w:pStyle w:val="af"/>
     </w:pPr>
   </w:p>
 </w:ftr>
 </file>
 
 <file path=word/footnotes.xml><?xml version="1.0" encoding="utf-8"?>
-<w:footnotes xmlns:wpc="http://schemas.microsoft.com/office/word/2010/wordprocessingCanvas" xmlns:cx="http://schemas.microsoft.com/office/drawing/2014/chartex" xmlns:cx1="http://schemas.microsoft.com/office/drawing/2015/9/8/chartex" xmlns:cx2="http://schemas.microsoft.com/office/drawing/2015/10/21/chartex" xmlns:cx3="http://schemas.microsoft.com/office/drawing/2016/5/9/chartex" xmlns:cx4="http://schemas.microsoft.com/office/drawing/2016/5/10/chartex" xmlns:cx5="http://schemas.microsoft.com/office/drawing/2016/5/11/chartex" xmlns:cx6="http://schemas.microsoft.com/office/drawing/2016/5/12/chartex" xmlns:cx7="http://schemas.microsoft.com/office/drawing/2016/5/13/chartex" xmlns:cx8="http://schemas.microsoft.com/office/drawing/2016/5/14/chartex" xmlns:mc="http://schemas.openxmlformats.org/markup-compatibility/2006" xmlns:m="http://schemas.openxmlformats.org/officeDocument/2006/math" xmlns:aink="http://schemas.microsoft.com/office/drawing/2016/ink" xmlns:am3d="http://schemas.microsoft.com/office/drawing/2017/model3d" xmlns:oel="http://schemas.microsoft.com/office/2019/extlst" xmlns:r="http://schemas.openxmlformats.org/officeDocument/2006/relationships" xmlns:wp14="http://schemas.microsoft.com/office/word/2010/wordprocessingDrawing" xmlns:wp="http://schemas.openxmlformats.org/drawingml/2006/wordprocessingDrawing" xmlns:wpg="http://schemas.microsoft.com/office/word/2010/wordprocessingGroup" xmlns:wpi="http://schemas.microsoft.com/office/word/2010/wordprocessingInk" xmlns:wps="http://schemas.microsoft.com/office/word/2010/wordprocessingShape" xmlns:o="urn:schemas-microsoft-com:office:office" xmlns:v="urn:schemas-microsoft-com:vml" xmlns:w10="urn:schemas-microsoft-com:office:word" xmlns:w="http://schemas.openxmlformats.org/wordprocessingml/2006/main" xmlns:w14="http://schemas.microsoft.com/office/word/2010/wordml" xmlns:w15="http://schemas.microsoft.com/office/word/2012/wordml" xmlns:w16cei="http://schemas.microsoft.com/office/word/2026/wordml/cei" xmlns:w16cex="http://schemas.microsoft.com/office/word/2018/wordml/cex" xmlns:w16cid="http://schemas.microsoft.com/office/word/2016/wordml/cid" xmlns:w16="http://schemas.microsoft.com/office/word/2018/wordml" xmlns:w16sdtdh="http://schemas.microsoft.com/office/word/2020/wordml/sdtdatahash" xmlns:w16sdtfl="http://schemas.microsoft.com/office/word/2024/wordml/sdtformatlock" xmlns:w16se="http://schemas.microsoft.com/office/word/2015/wordml/symex" xmlns:w16du="http://schemas.microsoft.com/office/word/2023/wordml/word16du" xmlns:wne="http://schemas.microsoft.com/office/word/2006/wordml" mc:Ignorable="w14 w15 w16se w16cid w16 w16cex w16sdtdh w16sdtfl w16du wp14">
+<w:footnotes xmlns:wpc="http://schemas.microsoft.com/office/word/2010/wordprocessingCanvas" xmlns:cx="http://schemas.microsoft.com/office/drawing/2014/chartex" xmlns:cx1="http://schemas.microsoft.com/office/drawing/2015/9/8/chartex" xmlns:cx2="http://schemas.microsoft.com/office/drawing/2015/10/21/chartex" xmlns:cx3="http://schemas.microsoft.com/office/drawing/2016/5/9/chartex" xmlns:cx4="http://schemas.microsoft.com/office/drawing/2016/5/10/chartex" xmlns:cx5="http://schemas.microsoft.com/office/drawing/2016/5/11/chartex" xmlns:cx6="http://schemas.microsoft.com/office/drawing/2016/5/12/chartex" xmlns:cx7="http://schemas.microsoft.com/office/drawing/2016/5/13/chartex" xmlns:cx8="http://schemas.microsoft.com/office/drawing/2016/5/14/chartex" xmlns:mc="http://schemas.openxmlformats.org/markup-compatibility/2006" xmlns:aink="http://schemas.microsoft.com/office/drawing/2016/ink" xmlns:am3d="http://schemas.microsoft.com/office/drawing/2017/model3d" xmlns:o="urn:schemas-microsoft-com:office:office" xmlns:r="http://schemas.openxmlformats.org/officeDocument/2006/relationships" xmlns:m="http://schemas.openxmlformats.org/officeDocument/2006/math" xmlns:v="urn:schemas-microsoft-com:vml" xmlns:wp14="http://schemas.microsoft.com/office/word/2010/wordprocessingDrawing" xmlns:wp="http://schemas.openxmlformats.org/drawingml/2006/wordprocessingDrawing" xmlns:w10="urn:schemas-microsoft-com:office:word" xmlns:w="http://schemas.openxmlformats.org/wordprocessingml/2006/main" xmlns:w14="http://schemas.microsoft.com/office/word/2010/wordml" xmlns:w15="http://schemas.microsoft.com/office/word/2012/wordml" xmlns:w16cex="http://schemas.microsoft.com/office/word/2018/wordml/cex" xmlns:w16cid="http://schemas.microsoft.com/office/word/2016/wordml/cid" xmlns:w16="http://schemas.microsoft.com/office/word/2018/wordml" xmlns:w16sdtdh="http://schemas.microsoft.com/office/word/2020/wordml/sdtdatahash" xmlns:w16se="http://schemas.microsoft.com/office/word/2015/wordml/symex" xmlns:wpg="http://schemas.microsoft.com/office/word/2010/wordprocessingGroup" xmlns:wpi="http://schemas.microsoft.com/office/word/2010/wordprocessingInk" xmlns:wne="http://schemas.microsoft.com/office/word/2006/wordml" xmlns:wps="http://schemas.microsoft.com/office/word/2010/wordprocessingShape" mc:Ignorable="w14 w15 w16se w16cid w16 w16cex w16sdtdh wp14">
   <w:footnote w:type="separator" w:id="-1">
     <w:p>
       <w:r>
@@ -15982,7 +16097,7 @@
 </file>
 
 <file path=word/numbering.xml><?xml version="1.0" encoding="utf-8"?>
-<w:numbering xmlns:wpc="http://schemas.microsoft.com/office/word/2010/wordprocessingCanvas" xmlns:cx="http://schemas.microsoft.com/office/drawing/2014/chartex" xmlns:cx1="http://schemas.microsoft.com/office/drawing/2015/9/8/chartex" xmlns:cx2="http://schemas.microsoft.com/office/drawing/2015/10/21/chartex" xmlns:cx3="http://schemas.microsoft.com/office/drawing/2016/5/9/chartex" xmlns:cx4="http://schemas.microsoft.com/office/drawing/2016/5/10/chartex" xmlns:cx5="http://schemas.microsoft.com/office/drawing/2016/5/11/chartex" xmlns:cx6="http://schemas.microsoft.com/office/drawing/2016/5/12/chartex" xmlns:cx7="http://schemas.microsoft.com/office/drawing/2016/5/13/chartex" xmlns:cx8="http://schemas.microsoft.com/office/drawing/2016/5/14/chartex" xmlns:mc="http://schemas.openxmlformats.org/markup-compatibility/2006" xmlns:m="http://schemas.openxmlformats.org/officeDocument/2006/math" xmlns:aink="http://schemas.microsoft.com/office/drawing/2016/ink" xmlns:am3d="http://schemas.microsoft.com/office/drawing/2017/model3d" xmlns:oel="http://schemas.microsoft.com/office/2019/extlst" xmlns:r="http://schemas.openxmlformats.org/officeDocument/2006/relationships" xmlns:wp14="http://schemas.microsoft.com/office/word/2010/wordprocessingDrawing" xmlns:wp="http://schemas.openxmlformats.org/drawingml/2006/wordprocessingDrawing" xmlns:wpg="http://schemas.microsoft.com/office/word/2010/wordprocessingGroup" xmlns:wpi="http://schemas.microsoft.com/office/word/2010/wordprocessingInk" xmlns:wps="http://schemas.microsoft.com/office/word/2010/wordprocessingShape" xmlns:o="urn:schemas-microsoft-com:office:office" xmlns:v="urn:schemas-microsoft-com:vml" xmlns:w10="urn:schemas-microsoft-com:office:word" xmlns:w="http://schemas.openxmlformats.org/wordprocessingml/2006/main" xmlns:w14="http://schemas.microsoft.com/office/word/2010/wordml" xmlns:w15="http://schemas.microsoft.com/office/word/2012/wordml" xmlns:w16cei="http://schemas.microsoft.com/office/word/2026/wordml/cei" xmlns:w16cex="http://schemas.microsoft.com/office/word/2018/wordml/cex" xmlns:w16cid="http://schemas.microsoft.com/office/word/2016/wordml/cid" xmlns:w16="http://schemas.microsoft.com/office/word/2018/wordml" xmlns:w16sdtdh="http://schemas.microsoft.com/office/word/2020/wordml/sdtdatahash" xmlns:w16sdtfl="http://schemas.microsoft.com/office/word/2024/wordml/sdtformatlock" xmlns:w16se="http://schemas.microsoft.com/office/word/2015/wordml/symex" xmlns:w16du="http://schemas.microsoft.com/office/word/2023/wordml/word16du" xmlns:wne="http://schemas.microsoft.com/office/word/2006/wordml" mc:Ignorable="w14 w15 w16se w16cid w16 w16cex w16sdtdh w16sdtfl w16du wp14">
+<w:numbering xmlns:wpc="http://schemas.microsoft.com/office/word/2010/wordprocessingCanvas" xmlns:cx="http://schemas.microsoft.com/office/drawing/2014/chartex" xmlns:cx1="http://schemas.microsoft.com/office/drawing/2015/9/8/chartex" xmlns:cx2="http://schemas.microsoft.com/office/drawing/2015/10/21/chartex" xmlns:cx3="http://schemas.microsoft.com/office/drawing/2016/5/9/chartex" xmlns:cx4="http://schemas.microsoft.com/office/drawing/2016/5/10/chartex" xmlns:cx5="http://schemas.microsoft.com/office/drawing/2016/5/11/chartex" xmlns:cx6="http://schemas.microsoft.com/office/drawing/2016/5/12/chartex" xmlns:cx7="http://schemas.microsoft.com/office/drawing/2016/5/13/chartex" xmlns:cx8="http://schemas.microsoft.com/office/drawing/2016/5/14/chartex" xmlns:mc="http://schemas.openxmlformats.org/markup-compatibility/2006" xmlns:aink="http://schemas.microsoft.com/office/drawing/2016/ink" xmlns:am3d="http://schemas.microsoft.com/office/drawing/2017/model3d" xmlns:o="urn:schemas-microsoft-com:office:office" xmlns:r="http://schemas.openxmlformats.org/officeDocument/2006/relationships" xmlns:m="http://schemas.openxmlformats.org/officeDocument/2006/math" xmlns:v="urn:schemas-microsoft-com:vml" xmlns:wp14="http://schemas.microsoft.com/office/word/2010/wordprocessingDrawing" xmlns:wp="http://schemas.openxmlformats.org/drawingml/2006/wordprocessingDrawing" xmlns:w10="urn:schemas-microsoft-com:office:word" xmlns:w="http://schemas.openxmlformats.org/wordprocessingml/2006/main" xmlns:w14="http://schemas.microsoft.com/office/word/2010/wordml" xmlns:w15="http://schemas.microsoft.com/office/word/2012/wordml" xmlns:w16cex="http://schemas.microsoft.com/office/word/2018/wordml/cex" xmlns:w16cid="http://schemas.microsoft.com/office/word/2016/wordml/cid" xmlns:w16="http://schemas.microsoft.com/office/word/2018/wordml" xmlns:w16sdtdh="http://schemas.microsoft.com/office/word/2020/wordml/sdtdatahash" xmlns:w16se="http://schemas.microsoft.com/office/word/2015/wordml/symex" xmlns:wpg="http://schemas.microsoft.com/office/word/2010/wordprocessingGroup" xmlns:wpi="http://schemas.microsoft.com/office/word/2010/wordprocessingInk" xmlns:wne="http://schemas.microsoft.com/office/word/2006/wordml" xmlns:wps="http://schemas.microsoft.com/office/word/2010/wordprocessingShape" mc:Ignorable="w14 w15 w16se w16cid w16 w16cex w16sdtdh wp14">
   <w:abstractNum w:abstractNumId="0" w15:restartNumberingAfterBreak="0">
     <w:nsid w:val="215D195F"/>
     <w:multiLevelType w:val="hybridMultilevel"/>
@@ -16337,23 +16452,23 @@
       </w:pPr>
     </w:lvl>
   </w:abstractNum>
-  <w:num w:numId="1" w16cid:durableId="1045522894">
+  <w:num w:numId="1">
     <w:abstractNumId w:val="3"/>
   </w:num>
-  <w:num w:numId="2" w16cid:durableId="204877907">
+  <w:num w:numId="2">
     <w:abstractNumId w:val="1"/>
   </w:num>
-  <w:num w:numId="3" w16cid:durableId="433479913">
+  <w:num w:numId="3">
     <w:abstractNumId w:val="0"/>
   </w:num>
-  <w:num w:numId="4" w16cid:durableId="333262742">
+  <w:num w:numId="4">
     <w:abstractNumId w:val="2"/>
   </w:num>
 </w:numbering>
 </file>
 
 <file path=word/styles.xml><?xml version="1.0" encoding="utf-8"?>
-<w:styles xmlns:mc="http://schemas.openxmlformats.org/markup-compatibility/2006" xmlns:r="http://schemas.openxmlformats.org/officeDocument/2006/relationships" xmlns:w="http://schemas.openxmlformats.org/wordprocessingml/2006/main" xmlns:w14="http://schemas.microsoft.com/office/word/2010/wordml" xmlns:w15="http://schemas.microsoft.com/office/word/2012/wordml" xmlns:w16cex="http://schemas.microsoft.com/office/word/2018/wordml/cex" xmlns:w16cid="http://schemas.microsoft.com/office/word/2016/wordml/cid" xmlns:w16="http://schemas.microsoft.com/office/word/2018/wordml" xmlns:w16sdtdh="http://schemas.microsoft.com/office/word/2020/wordml/sdtdatahash" xmlns:w16sdtfl="http://schemas.microsoft.com/office/word/2024/wordml/sdtformatlock" xmlns:w16se="http://schemas.microsoft.com/office/word/2015/wordml/symex" xmlns:w16du="http://schemas.microsoft.com/office/word/2023/wordml/word16du" mc:Ignorable="w14 w15 w16se w16cid w16 w16cex w16sdtdh w16sdtfl w16du">
+<w:styles xmlns:mc="http://schemas.openxmlformats.org/markup-compatibility/2006" xmlns:r="http://schemas.openxmlformats.org/officeDocument/2006/relationships" xmlns:w="http://schemas.openxmlformats.org/wordprocessingml/2006/main" xmlns:w14="http://schemas.microsoft.com/office/word/2010/wordml" xmlns:w15="http://schemas.microsoft.com/office/word/2012/wordml" xmlns:w16cex="http://schemas.microsoft.com/office/word/2018/wordml/cex" xmlns:w16cid="http://schemas.microsoft.com/office/word/2016/wordml/cid" xmlns:w16="http://schemas.microsoft.com/office/word/2018/wordml" xmlns:w16sdtdh="http://schemas.microsoft.com/office/word/2020/wordml/sdtdatahash" xmlns:w16se="http://schemas.microsoft.com/office/word/2015/wordml/symex" mc:Ignorable="w14 w15 w16se w16cid w16 w16cex w16sdtdh">
   <w:docDefaults>
     <w:rPrDefault>
       <w:rPr>
@@ -16749,7 +16864,7 @@
     <w:lsdException w:name="Unresolved Mention" w:semiHidden="1" w:unhideWhenUsed="1"/>
     <w:lsdException w:name="Smart Link" w:semiHidden="1" w:unhideWhenUsed="1"/>
   </w:latentStyles>
-  <w:style w:type="paragraph" w:default="1" w:styleId="Normal">
+  <w:style w:type="paragraph" w:default="1" w:styleId="a">
     <w:name w:val="Normal"/>
     <w:qFormat/>
     <w:rsid w:val="00082124"/>
@@ -16765,11 +16880,11 @@
       <w14:ligatures w14:val="none"/>
     </w:rPr>
   </w:style>
-  <w:style w:type="paragraph" w:styleId="Heading1">
+  <w:style w:type="paragraph" w:styleId="1">
     <w:name w:val="heading 1"/>
-    <w:basedOn w:val="Normal"/>
-    <w:next w:val="Normal"/>
-    <w:link w:val="Heading1Char"/>
+    <w:basedOn w:val="a"/>
+    <w:next w:val="a"/>
+    <w:link w:val="10"/>
     <w:uiPriority w:val="9"/>
     <w:qFormat/>
     <w:rsid w:val="00082124"/>
@@ -16786,11 +16901,11 @@
       <w:szCs w:val="40"/>
     </w:rPr>
   </w:style>
-  <w:style w:type="paragraph" w:styleId="Heading2">
+  <w:style w:type="paragraph" w:styleId="2">
     <w:name w:val="heading 2"/>
-    <w:basedOn w:val="Normal"/>
-    <w:next w:val="Normal"/>
-    <w:link w:val="Heading2Char"/>
+    <w:basedOn w:val="a"/>
+    <w:next w:val="a"/>
+    <w:link w:val="20"/>
     <w:uiPriority w:val="9"/>
     <w:semiHidden/>
     <w:unhideWhenUsed/>
@@ -16809,11 +16924,11 @@
       <w:szCs w:val="32"/>
     </w:rPr>
   </w:style>
-  <w:style w:type="paragraph" w:styleId="Heading3">
+  <w:style w:type="paragraph" w:styleId="3">
     <w:name w:val="heading 3"/>
-    <w:basedOn w:val="Normal"/>
-    <w:next w:val="Normal"/>
-    <w:link w:val="Heading3Char"/>
+    <w:basedOn w:val="a"/>
+    <w:next w:val="a"/>
+    <w:link w:val="30"/>
     <w:uiPriority w:val="9"/>
     <w:semiHidden/>
     <w:unhideWhenUsed/>
@@ -16832,11 +16947,11 @@
       <w:szCs w:val="28"/>
     </w:rPr>
   </w:style>
-  <w:style w:type="paragraph" w:styleId="Heading4">
+  <w:style w:type="paragraph" w:styleId="4">
     <w:name w:val="heading 4"/>
-    <w:basedOn w:val="Normal"/>
-    <w:next w:val="Normal"/>
-    <w:link w:val="Heading4Char"/>
+    <w:basedOn w:val="a"/>
+    <w:next w:val="a"/>
+    <w:link w:val="40"/>
     <w:uiPriority w:val="9"/>
     <w:semiHidden/>
     <w:unhideWhenUsed/>
@@ -16855,11 +16970,11 @@
       <w:color w:val="0F4761" w:themeColor="accent1" w:themeShade="BF"/>
     </w:rPr>
   </w:style>
-  <w:style w:type="paragraph" w:styleId="Heading5">
+  <w:style w:type="paragraph" w:styleId="5">
     <w:name w:val="heading 5"/>
-    <w:basedOn w:val="Normal"/>
-    <w:next w:val="Normal"/>
-    <w:link w:val="Heading5Char"/>
+    <w:basedOn w:val="a"/>
+    <w:next w:val="a"/>
+    <w:link w:val="50"/>
     <w:uiPriority w:val="9"/>
     <w:semiHidden/>
     <w:unhideWhenUsed/>
@@ -16876,11 +16991,11 @@
       <w:color w:val="0F4761" w:themeColor="accent1" w:themeShade="BF"/>
     </w:rPr>
   </w:style>
-  <w:style w:type="paragraph" w:styleId="Heading6">
+  <w:style w:type="paragraph" w:styleId="6">
     <w:name w:val="heading 6"/>
-    <w:basedOn w:val="Normal"/>
-    <w:next w:val="Normal"/>
-    <w:link w:val="Heading6Char"/>
+    <w:basedOn w:val="a"/>
+    <w:next w:val="a"/>
+    <w:link w:val="60"/>
     <w:uiPriority w:val="9"/>
     <w:semiHidden/>
     <w:unhideWhenUsed/>
@@ -16899,11 +17014,11 @@
       <w:color w:val="595959" w:themeColor="text1" w:themeTint="A6"/>
     </w:rPr>
   </w:style>
-  <w:style w:type="paragraph" w:styleId="Heading7">
+  <w:style w:type="paragraph" w:styleId="7">
     <w:name w:val="heading 7"/>
-    <w:basedOn w:val="Normal"/>
-    <w:next w:val="Normal"/>
-    <w:link w:val="Heading7Char"/>
+    <w:basedOn w:val="a"/>
+    <w:next w:val="a"/>
+    <w:link w:val="70"/>
     <w:uiPriority w:val="9"/>
     <w:semiHidden/>
     <w:unhideWhenUsed/>
@@ -16920,11 +17035,11 @@
       <w:color w:val="595959" w:themeColor="text1" w:themeTint="A6"/>
     </w:rPr>
   </w:style>
-  <w:style w:type="paragraph" w:styleId="Heading8">
+  <w:style w:type="paragraph" w:styleId="8">
     <w:name w:val="heading 8"/>
-    <w:basedOn w:val="Normal"/>
-    <w:next w:val="Normal"/>
-    <w:link w:val="Heading8Char"/>
+    <w:basedOn w:val="a"/>
+    <w:next w:val="a"/>
+    <w:link w:val="80"/>
     <w:uiPriority w:val="9"/>
     <w:semiHidden/>
     <w:unhideWhenUsed/>
@@ -16942,11 +17057,11 @@
       <w:color w:val="272727" w:themeColor="text1" w:themeTint="D8"/>
     </w:rPr>
   </w:style>
-  <w:style w:type="paragraph" w:styleId="Heading9">
+  <w:style w:type="paragraph" w:styleId="9">
     <w:name w:val="heading 9"/>
-    <w:basedOn w:val="Normal"/>
-    <w:next w:val="Normal"/>
-    <w:link w:val="Heading9Char"/>
+    <w:basedOn w:val="a"/>
+    <w:next w:val="a"/>
+    <w:link w:val="90"/>
     <w:uiPriority w:val="9"/>
     <w:semiHidden/>
     <w:unhideWhenUsed/>
@@ -16962,13 +17077,13 @@
       <w:color w:val="272727" w:themeColor="text1" w:themeTint="D8"/>
     </w:rPr>
   </w:style>
-  <w:style w:type="character" w:default="1" w:styleId="DefaultParagraphFont">
+  <w:style w:type="character" w:default="1" w:styleId="a0">
     <w:name w:val="Default Paragraph Font"/>
     <w:uiPriority w:val="1"/>
     <w:semiHidden/>
     <w:unhideWhenUsed/>
   </w:style>
-  <w:style w:type="table" w:default="1" w:styleId="TableNormal">
+  <w:style w:type="table" w:default="1" w:styleId="a1">
     <w:name w:val="Normal Table"/>
     <w:uiPriority w:val="99"/>
     <w:semiHidden/>
@@ -16983,16 +17098,16 @@
       </w:tblCellMar>
     </w:tblPr>
   </w:style>
-  <w:style w:type="numbering" w:default="1" w:styleId="NoList">
+  <w:style w:type="numbering" w:default="1" w:styleId="a2">
     <w:name w:val="No List"/>
     <w:uiPriority w:val="99"/>
     <w:semiHidden/>
     <w:unhideWhenUsed/>
   </w:style>
-  <w:style w:type="character" w:customStyle="1" w:styleId="Heading1Char">
-    <w:name w:val="Heading 1 Char"/>
-    <w:basedOn w:val="DefaultParagraphFont"/>
-    <w:link w:val="Heading1"/>
+  <w:style w:type="character" w:customStyle="1" w:styleId="10">
+    <w:name w:val="標題 1 字元"/>
+    <w:basedOn w:val="a0"/>
+    <w:link w:val="1"/>
     <w:uiPriority w:val="9"/>
     <w:rsid w:val="00082124"/>
     <w:rPr>
@@ -17002,10 +17117,10 @@
       <w:szCs w:val="40"/>
     </w:rPr>
   </w:style>
-  <w:style w:type="character" w:customStyle="1" w:styleId="Heading2Char">
-    <w:name w:val="Heading 2 Char"/>
-    <w:basedOn w:val="DefaultParagraphFont"/>
-    <w:link w:val="Heading2"/>
+  <w:style w:type="character" w:customStyle="1" w:styleId="20">
+    <w:name w:val="標題 2 字元"/>
+    <w:basedOn w:val="a0"/>
+    <w:link w:val="2"/>
     <w:uiPriority w:val="9"/>
     <w:semiHidden/>
     <w:rsid w:val="00082124"/>
@@ -17016,10 +17131,10 @@
       <w:szCs w:val="32"/>
     </w:rPr>
   </w:style>
-  <w:style w:type="character" w:customStyle="1" w:styleId="Heading3Char">
-    <w:name w:val="Heading 3 Char"/>
-    <w:basedOn w:val="DefaultParagraphFont"/>
-    <w:link w:val="Heading3"/>
+  <w:style w:type="character" w:customStyle="1" w:styleId="30">
+    <w:name w:val="標題 3 字元"/>
+    <w:basedOn w:val="a0"/>
+    <w:link w:val="3"/>
     <w:uiPriority w:val="9"/>
     <w:semiHidden/>
     <w:rsid w:val="00082124"/>
@@ -17030,10 +17145,10 @@
       <w:szCs w:val="28"/>
     </w:rPr>
   </w:style>
-  <w:style w:type="character" w:customStyle="1" w:styleId="Heading4Char">
-    <w:name w:val="Heading 4 Char"/>
-    <w:basedOn w:val="DefaultParagraphFont"/>
-    <w:link w:val="Heading4"/>
+  <w:style w:type="character" w:customStyle="1" w:styleId="40">
+    <w:name w:val="標題 4 字元"/>
+    <w:basedOn w:val="a0"/>
+    <w:link w:val="4"/>
     <w:uiPriority w:val="9"/>
     <w:semiHidden/>
     <w:rsid w:val="00082124"/>
@@ -17044,10 +17159,10 @@
       <w:color w:val="0F4761" w:themeColor="accent1" w:themeShade="BF"/>
     </w:rPr>
   </w:style>
-  <w:style w:type="character" w:customStyle="1" w:styleId="Heading5Char">
-    <w:name w:val="Heading 5 Char"/>
-    <w:basedOn w:val="DefaultParagraphFont"/>
-    <w:link w:val="Heading5"/>
+  <w:style w:type="character" w:customStyle="1" w:styleId="50">
+    <w:name w:val="標題 5 字元"/>
+    <w:basedOn w:val="a0"/>
+    <w:link w:val="5"/>
     <w:uiPriority w:val="9"/>
     <w:semiHidden/>
     <w:rsid w:val="00082124"/>
@@ -17056,10 +17171,10 @@
       <w:color w:val="0F4761" w:themeColor="accent1" w:themeShade="BF"/>
     </w:rPr>
   </w:style>
-  <w:style w:type="character" w:customStyle="1" w:styleId="Heading6Char">
-    <w:name w:val="Heading 6 Char"/>
-    <w:basedOn w:val="DefaultParagraphFont"/>
-    <w:link w:val="Heading6"/>
+  <w:style w:type="character" w:customStyle="1" w:styleId="60">
+    <w:name w:val="標題 6 字元"/>
+    <w:basedOn w:val="a0"/>
+    <w:link w:val="6"/>
     <w:uiPriority w:val="9"/>
     <w:semiHidden/>
     <w:rsid w:val="00082124"/>
@@ -17070,10 +17185,10 @@
       <w:color w:val="595959" w:themeColor="text1" w:themeTint="A6"/>
     </w:rPr>
   </w:style>
-  <w:style w:type="character" w:customStyle="1" w:styleId="Heading7Char">
-    <w:name w:val="Heading 7 Char"/>
-    <w:basedOn w:val="DefaultParagraphFont"/>
-    <w:link w:val="Heading7"/>
+  <w:style w:type="character" w:customStyle="1" w:styleId="70">
+    <w:name w:val="標題 7 字元"/>
+    <w:basedOn w:val="a0"/>
+    <w:link w:val="7"/>
     <w:uiPriority w:val="9"/>
     <w:semiHidden/>
     <w:rsid w:val="00082124"/>
@@ -17082,10 +17197,10 @@
       <w:color w:val="595959" w:themeColor="text1" w:themeTint="A6"/>
     </w:rPr>
   </w:style>
-  <w:style w:type="character" w:customStyle="1" w:styleId="Heading8Char">
-    <w:name w:val="Heading 8 Char"/>
-    <w:basedOn w:val="DefaultParagraphFont"/>
-    <w:link w:val="Heading8"/>
+  <w:style w:type="character" w:customStyle="1" w:styleId="80">
+    <w:name w:val="標題 8 字元"/>
+    <w:basedOn w:val="a0"/>
+    <w:link w:val="8"/>
     <w:uiPriority w:val="9"/>
     <w:semiHidden/>
     <w:rsid w:val="00082124"/>
@@ -17096,10 +17211,10 @@
       <w:color w:val="272727" w:themeColor="text1" w:themeTint="D8"/>
     </w:rPr>
   </w:style>
-  <w:style w:type="character" w:customStyle="1" w:styleId="Heading9Char">
-    <w:name w:val="Heading 9 Char"/>
-    <w:basedOn w:val="DefaultParagraphFont"/>
-    <w:link w:val="Heading9"/>
+  <w:style w:type="character" w:customStyle="1" w:styleId="90">
+    <w:name w:val="標題 9 字元"/>
+    <w:basedOn w:val="a0"/>
+    <w:link w:val="9"/>
     <w:uiPriority w:val="9"/>
     <w:semiHidden/>
     <w:rsid w:val="00082124"/>
@@ -17108,11 +17223,11 @@
       <w:color w:val="272727" w:themeColor="text1" w:themeTint="D8"/>
     </w:rPr>
   </w:style>
-  <w:style w:type="paragraph" w:styleId="Title">
+  <w:style w:type="paragraph" w:styleId="a3">
     <w:name w:val="Title"/>
-    <w:basedOn w:val="Normal"/>
-    <w:next w:val="Normal"/>
-    <w:link w:val="TitleChar"/>
+    <w:basedOn w:val="a"/>
+    <w:next w:val="a"/>
+    <w:link w:val="a4"/>
     <w:uiPriority w:val="10"/>
     <w:qFormat/>
     <w:rsid w:val="00082124"/>
@@ -17128,10 +17243,10 @@
       <w:szCs w:val="56"/>
     </w:rPr>
   </w:style>
-  <w:style w:type="character" w:customStyle="1" w:styleId="TitleChar">
-    <w:name w:val="Title Char"/>
-    <w:basedOn w:val="DefaultParagraphFont"/>
-    <w:link w:val="Title"/>
+  <w:style w:type="character" w:customStyle="1" w:styleId="a4">
+    <w:name w:val="標題 字元"/>
+    <w:basedOn w:val="a0"/>
+    <w:link w:val="a3"/>
     <w:uiPriority w:val="10"/>
     <w:rsid w:val="00082124"/>
     <w:rPr>
@@ -17142,11 +17257,11 @@
       <w:szCs w:val="56"/>
     </w:rPr>
   </w:style>
-  <w:style w:type="paragraph" w:styleId="Subtitle">
+  <w:style w:type="paragraph" w:styleId="a5">
     <w:name w:val="Subtitle"/>
-    <w:basedOn w:val="Normal"/>
-    <w:next w:val="Normal"/>
-    <w:link w:val="SubtitleChar"/>
+    <w:basedOn w:val="a"/>
+    <w:next w:val="a"/>
+    <w:link w:val="a6"/>
     <w:uiPriority w:val="11"/>
     <w:qFormat/>
     <w:rsid w:val="00082124"/>
@@ -17163,10 +17278,10 @@
       <w:szCs w:val="28"/>
     </w:rPr>
   </w:style>
-  <w:style w:type="character" w:customStyle="1" w:styleId="SubtitleChar">
-    <w:name w:val="Subtitle Char"/>
-    <w:basedOn w:val="DefaultParagraphFont"/>
-    <w:link w:val="Subtitle"/>
+  <w:style w:type="character" w:customStyle="1" w:styleId="a6">
+    <w:name w:val="副標題 字元"/>
+    <w:basedOn w:val="a0"/>
+    <w:link w:val="a5"/>
     <w:uiPriority w:val="11"/>
     <w:rsid w:val="00082124"/>
     <w:rPr>
@@ -17177,11 +17292,11 @@
       <w:szCs w:val="28"/>
     </w:rPr>
   </w:style>
-  <w:style w:type="paragraph" w:styleId="Quote">
+  <w:style w:type="paragraph" w:styleId="a7">
     <w:name w:val="Quote"/>
-    <w:basedOn w:val="Normal"/>
-    <w:next w:val="Normal"/>
-    <w:link w:val="QuoteChar"/>
+    <w:basedOn w:val="a"/>
+    <w:next w:val="a"/>
+    <w:link w:val="a8"/>
     <w:uiPriority w:val="29"/>
     <w:qFormat/>
     <w:rsid w:val="00082124"/>
@@ -17195,10 +17310,10 @@
       <w:color w:val="404040" w:themeColor="text1" w:themeTint="BF"/>
     </w:rPr>
   </w:style>
-  <w:style w:type="character" w:customStyle="1" w:styleId="QuoteChar">
-    <w:name w:val="Quote Char"/>
-    <w:basedOn w:val="DefaultParagraphFont"/>
-    <w:link w:val="Quote"/>
+  <w:style w:type="character" w:customStyle="1" w:styleId="a8">
+    <w:name w:val="引文 字元"/>
+    <w:basedOn w:val="a0"/>
+    <w:link w:val="a7"/>
     <w:uiPriority w:val="29"/>
     <w:rsid w:val="00082124"/>
     <w:rPr>
@@ -17207,9 +17322,9 @@
       <w:color w:val="404040" w:themeColor="text1" w:themeTint="BF"/>
     </w:rPr>
   </w:style>
-  <w:style w:type="paragraph" w:styleId="ListParagraph">
+  <w:style w:type="paragraph" w:styleId="a9">
     <w:name w:val="List Paragraph"/>
-    <w:basedOn w:val="Normal"/>
+    <w:basedOn w:val="a"/>
     <w:uiPriority w:val="34"/>
     <w:qFormat/>
     <w:rsid w:val="00082124"/>
@@ -17218,9 +17333,9 @@
       <w:contextualSpacing/>
     </w:pPr>
   </w:style>
-  <w:style w:type="character" w:styleId="IntenseEmphasis">
+  <w:style w:type="character" w:styleId="aa">
     <w:name w:val="Intense Emphasis"/>
-    <w:basedOn w:val="DefaultParagraphFont"/>
+    <w:basedOn w:val="a0"/>
     <w:uiPriority w:val="21"/>
     <w:qFormat/>
     <w:rsid w:val="00082124"/>
@@ -17230,11 +17345,11 @@
       <w:color w:val="0F4761" w:themeColor="accent1" w:themeShade="BF"/>
     </w:rPr>
   </w:style>
-  <w:style w:type="paragraph" w:styleId="IntenseQuote">
+  <w:style w:type="paragraph" w:styleId="ab">
     <w:name w:val="Intense Quote"/>
-    <w:basedOn w:val="Normal"/>
-    <w:next w:val="Normal"/>
-    <w:link w:val="IntenseQuoteChar"/>
+    <w:basedOn w:val="a"/>
+    <w:next w:val="a"/>
+    <w:link w:val="ac"/>
     <w:uiPriority w:val="30"/>
     <w:qFormat/>
     <w:rsid w:val="00082124"/>
@@ -17253,10 +17368,10 @@
       <w:color w:val="0F4761" w:themeColor="accent1" w:themeShade="BF"/>
     </w:rPr>
   </w:style>
-  <w:style w:type="character" w:customStyle="1" w:styleId="IntenseQuoteChar">
-    <w:name w:val="Intense Quote Char"/>
-    <w:basedOn w:val="DefaultParagraphFont"/>
-    <w:link w:val="IntenseQuote"/>
+  <w:style w:type="character" w:customStyle="1" w:styleId="ac">
+    <w:name w:val="鮮明引文 字元"/>
+    <w:basedOn w:val="a0"/>
+    <w:link w:val="ab"/>
     <w:uiPriority w:val="30"/>
     <w:rsid w:val="00082124"/>
     <w:rPr>
@@ -17265,9 +17380,9 @@
       <w:color w:val="0F4761" w:themeColor="accent1" w:themeShade="BF"/>
     </w:rPr>
   </w:style>
-  <w:style w:type="character" w:styleId="IntenseReference">
+  <w:style w:type="character" w:styleId="ad">
     <w:name w:val="Intense Reference"/>
-    <w:basedOn w:val="DefaultParagraphFont"/>
+    <w:basedOn w:val="a0"/>
     <w:uiPriority w:val="32"/>
     <w:qFormat/>
     <w:rsid w:val="00082124"/>
@@ -17279,9 +17394,9 @@
       <w:spacing w:val="5"/>
     </w:rPr>
   </w:style>
-  <w:style w:type="character" w:styleId="PlaceholderText">
+  <w:style w:type="character" w:styleId="ae">
     <w:name w:val="Placeholder Text"/>
-    <w:basedOn w:val="DefaultParagraphFont"/>
+    <w:basedOn w:val="a0"/>
     <w:uiPriority w:val="99"/>
     <w:semiHidden/>
     <w:rsid w:val="008E3A78"/>
@@ -17289,10 +17404,10 @@
       <w:color w:val="666666"/>
     </w:rPr>
   </w:style>
-  <w:style w:type="paragraph" w:styleId="Footer">
+  <w:style w:type="paragraph" w:styleId="af">
     <w:name w:val="footer"/>
-    <w:basedOn w:val="Normal"/>
-    <w:link w:val="FooterChar"/>
+    <w:basedOn w:val="a"/>
+    <w:link w:val="af0"/>
     <w:uiPriority w:val="99"/>
     <w:unhideWhenUsed/>
     <w:rsid w:val="008E3A78"/>
@@ -17303,10 +17418,10 @@
       </w:tabs>
     </w:pPr>
   </w:style>
-  <w:style w:type="character" w:customStyle="1" w:styleId="FooterChar">
-    <w:name w:val="Footer Char"/>
-    <w:basedOn w:val="DefaultParagraphFont"/>
-    <w:link w:val="Footer"/>
+  <w:style w:type="character" w:customStyle="1" w:styleId="af0">
+    <w:name w:val="頁尾 字元"/>
+    <w:basedOn w:val="a0"/>
+    <w:link w:val="af"/>
     <w:uiPriority w:val="99"/>
     <w:rsid w:val="008E3A78"/>
     <w:rPr>
@@ -17318,9 +17433,9 @@
       <w14:ligatures w14:val="none"/>
     </w:rPr>
   </w:style>
-  <w:style w:type="character" w:styleId="PageNumber">
+  <w:style w:type="character" w:styleId="af1">
     <w:name w:val="page number"/>
-    <w:basedOn w:val="DefaultParagraphFont"/>
+    <w:basedOn w:val="a0"/>
     <w:uiPriority w:val="99"/>
     <w:semiHidden/>
     <w:unhideWhenUsed/>
